--- a/submissao-abc/suplemento.docx
+++ b/submissao-abc/suplemento.docx
@@ -6945,7 +6945,7 @@
               <w:pStyle w:val="Compact"/>
             </w:pPr>
             <w:r>
-              <w:t xml:space="preserve">NA (horizonte inferior a um ano)</w:t>
+              <w:t xml:space="preserve">Sem desconto: os Δ de cateterismo têm janelas de 90 dias a 18 meses; o cenário aditivo usa a revascularização do SCOT-HEART a 20 meses e 5 anos sem desconto, com magnitude pequena (+0,6/100) e efeito do desconto desprezível, declarado aqui</w:t>
             </w:r>
           </w:p>
         </w:tc>
@@ -7365,7 +7365,7 @@
               <w:pStyle w:val="Compact"/>
             </w:pPr>
             <w:r>
-              <w:t xml:space="preserve">Tabelas 1, S3, S4 e S7; Apêndice A da contribuição (códigos e fontes)</w:t>
+              <w:t xml:space="preserve">Tabelas 1, S1, S2, S3, S4 e S7</w:t>
             </w:r>
           </w:p>
         </w:tc>

--- a/submissao-abc/suplemento.docx
+++ b/submissao-abc/suplemento.docx
@@ -41,7 +41,7 @@
         <w:t xml:space="preserve"> </w:t>
       </w:r>
       <w:r>
-        <w:t xml:space="preserve">a partir dos microdados versionados no repositório [URL/DOI]; a contribuição técnica à Consulta Pública Conitec nº 73/2026 (</w:t>
+        <w:t xml:space="preserve">a partir dos microdados versionados no repositório (depósito público com DOI na publicação); a contribuição técnica à Consulta Pública Conitec nº 73/2026 (</w:t>
       </w:r>
       <w:r>
         <w:rPr>

--- a/submissao-abc/suplemento.docx
+++ b/submissao-abc/suplemento.docx
@@ -5627,7 +5627,7 @@
         <w:t xml:space="preserve"> </w:t>
       </w:r>
       <w:r>
-        <w:t xml:space="preserve">na perspectiva do prestador — incluindo contraste iodado (o código de contraste tem faturamento zero: R$ 550 tem de embutir contraste, bomba injetora e acesso venoso), betabloqueador e nitrato para controle de frequência (condição de exame diagnóstico em 64 canais; exame não diagnóstico é cateterismo induzido) —, pelo método de custeio baseado em atividades e tempo (TDABC) ou por absorção — um só método, escolhido a priori conforme a Diretriz Metodológica de Estudos de Microcusteio do Ministério da Saúde (referência 29 do artigo) —,</w:t>
+        <w:t xml:space="preserve">na perspectiva do prestador — incluindo contraste iodado (o código de contraste tem faturamento zero: R$ 550 tem de embutir contraste, bomba injetora e acesso venoso), betabloqueador e nitrato para controle de frequência (condição de exame diagnóstico em 64 canais; exame não diagnóstico é cateterismo induzido; insumos cujo custo oscila com a oferta — o desabastecimento de betabloqueador injetável em 2026 é o exemplo corrente — e que o preço proposto de R$ 550 não declara embutir) —, pelo método de custeio baseado em atividades e tempo (TDABC) ou por absorção — um só método, escolhido a priori conforme a Diretriz Metodológica de Estudos de Microcusteio do Ministério da Saúde (referência 29 do artigo) —,</w:t>
       </w:r>
       <w:r>
         <w:t xml:space="preserve"> </w:t>

--- a/submissao-abc/suplemento.docx
+++ b/submissao-abc/suplemento.docx
@@ -3041,7 +3041,19 @@
               <w:pStyle w:val="Compact"/>
             </w:pPr>
             <w:r>
-              <w:t xml:space="preserve">modelo de PPT identifica os de baixa probabilidade em quem o teste adicional pode ser diferido; no baixo risco, escore de cálcio ou teste ergométrico sem imagem como primeira linha (classe 2a)</w:t>
+              <w:t xml:space="preserve">modelo de PPT identifica os de baixa probabilidade</w:t>
+            </w:r>
+            <w:r>
+              <w:t xml:space="preserve"> </w:t>
+            </w:r>
+            <w:r>
+              <w:t xml:space="preserve">“em quem o teste diagnóstico adicional pode ser diferido”</w:t>
+            </w:r>
+            <w:r>
+              <w:t xml:space="preserve"> </w:t>
+            </w:r>
+            <w:r>
+              <w:t xml:space="preserve">(classe 1 B-NR); no baixo risco, escore de cálcio (2a B-R) ou teste ergométrico sem imagem (2a B-NR) como primeira linha</w:t>
             </w:r>
           </w:p>
         </w:tc>
